--- a/CASE/eJagriti_Filing_Package/04_Memo_of_Parties.docx
+++ b/CASE/eJagriti_Filing_Package/04_Memo_of_Parties.docx
@@ -126,7 +126,7 @@
           <w:sz w:val="24"/>
           <w:szCs w:val="24"/>
         </w:rPr>
-        <w:t xml:space="preserve">S/o Shri ____________________, aged about 53 years,</w:t>
+        <w:t xml:space="preserve">S/o Shri Surendra Gandhi, aged about 53 years,</w:t>
       </w:r>
     </w:p>
     <w:p>
